--- a/docpac_222201/Unit4Lesson3/Unit4Lesson3.docx
+++ b/docpac_222201/Unit4Lesson3/Unit4Lesson3.docx
@@ -9902,7 +9902,7 @@
           <w:sz w:val="20"/>
           <w:szCs w:val="20"/>
         </w:rPr>
-        <w:t>Week 4/</w:t>
+        <w:t>Unit4Lesson3/</w:t>
       </w:r>
     </w:p>
     <w:p>
